--- a/tests/data/golden/formika_sample.docx
+++ b/tests/data/golden/formika_sample.docx
@@ -853,7 +853,7 @@
           <w:sz w:val="22"/>
           <w:u w:val="none"/>
         </w:rPr>
-        <w:t xml:space="preserve">Стоимость перевозки составляет: 219 966,00 руб. (Двести девятнадцать тысяч девятьсот шестьдесят шесть рублей ноль копеек), включая НДС 22%.</w:t>
+        <w:t xml:space="preserve">Стоимость перевозки составляет: 219 966,00 руб. (Двести девятнадцать тысяч девятьсот шестьдесят шесть рублей 00 копеек), включая НДС 22%.</w:t>
       </w:r>
     </w:p>
     <w:p>

--- a/tests/data/golden/formika_sample.docx
+++ b/tests/data/golden/formika_sample.docx
@@ -868,7 +868,7 @@
           <w:sz w:val="22"/>
           <w:u w:val="none"/>
         </w:rPr>
-        <w:t>Порядок оплаты: в течение 3 (трех) банковских дней после получения Заказчиком оригиналов товарных накладных (ТН) и актов приема-передачи.</w:t>
+        <w:t xml:space="preserve">Порядок оплаты: в течение 10 (десяти) банковских дней после получения Заказчиком оригиналов товарных накладных (ТН) и актов приема-передачи.</w:t>
       </w:r>
     </w:p>
     <w:p>
